--- a/강의안/피지컬AI_Agentic실습_3일차_판단하고움직이게한다_4시간과정.docx
+++ b/강의안/피지컬AI_Agentic실습_3일차_판단하고움직이게한다_4시간과정.docx
@@ -648,7 +648,9 @@
             <w:pPr>
               <w:spacing w:before="60" w:after="60"/>
             </w:pPr>
-            <w:r/>
+            <w:r>
+              <w:t>거의 없음 — 뼈대의 ★ 자리만</w:t>
+            </w:r>
             <w:r>
               <w:rPr>
                 <w:rFonts w:ascii="맑은 고딕" w:hAnsi="맑은 고딕" w:eastAsia="맑은 고딕"/>
@@ -656,7 +658,6 @@
                 <w:color w:val="333333"/>
                 <w:sz w:val="19"/>
               </w:rPr>
-              <w:t>거의 없음</w:t>
             </w:r>
             <w:r>
               <w:rPr>
@@ -664,7 +665,6 @@
                 <w:color w:val="333333"/>
                 <w:sz w:val="19"/>
               </w:rPr>
-              <w:t xml:space="preserve"> — Claude와 함께</w:t>
             </w:r>
           </w:p>
         </w:tc>
@@ -2772,7 +2772,7 @@
           <w:color w:val="1F1F1F"/>
           <w:sz w:val="21"/>
         </w:rPr>
-        <w:t>여기서부터는 Claude와 같이 짜도 됩니다.</w:t>
+        <w:t>채울 것은 도구 본문 두 자리뿐입니다. 알고리즘은 어제 학생이 짰고, 지금 하는 건 연결입니다. 막히면 점검.py --힌트 → --열기 로 채우고 넘어갑니다.</w:t>
       </w:r>
       <w:r>
         <w:rPr>
@@ -2780,7 +2780,6 @@
           <w:color w:val="1F1F1F"/>
           <w:sz w:val="21"/>
         </w:rPr>
-        <w:t xml:space="preserve"> 알고리즘은 어제 학생이 짰고, 지금 하는 건 연결입니다. 어제와 규칙이 다릅니다.</w:t>
       </w:r>
     </w:p>
     <w:p>
@@ -2956,7 +2955,7 @@
           <w:color w:val="C0392B"/>
           <w:sz w:val="20"/>
         </w:rPr>
-        <w:t>mcp_server.py</w:t>
+        <w:t>mcp_server.py 의 두 자리를 채운다. 막히면 점검.py --힌트 1.</w:t>
       </w:r>
       <w:r>
         <w:rPr>
@@ -2964,7 +2963,6 @@
           <w:color w:val="1F1F1F"/>
           <w:sz w:val="21"/>
         </w:rPr>
-        <w:t xml:space="preserve"> 의 두 자리를 채운다. Claude와 함께 해도 된다.</w:t>
       </w:r>
     </w:p>
     <w:p>
@@ -4491,7 +4489,7 @@
           <w:color w:val="1F1F1F"/>
           <w:sz w:val="21"/>
         </w:rPr>
-        <w:t>에이전트 세 곳을 채운다. Claude와 함께 해도 된다.</w:t>
+        <w:t>에이전트 세 곳을 채운다. 막히면 loop.py --열기 1 (1 감지 · 2 진단 · 3 조치).</w:t>
       </w:r>
     </w:p>
     <w:p>
@@ -5591,14 +5589,15 @@
             <w:pPr>
               <w:spacing w:before="60" w:after="60"/>
             </w:pPr>
-            <w:r/>
+            <w:r>
+              <w:t>diagnoser.py</w:t>
+            </w:r>
             <w:r>
               <w:rPr>
                 <w:rFonts w:ascii="맑은 고딕" w:hAnsi="맑은 고딕" w:eastAsia="맑은 고딕"/>
                 <w:color w:val="333333"/>
                 <w:sz w:val="19"/>
               </w:rPr>
-              <w:t>Claude</w:t>
             </w:r>
           </w:p>
         </w:tc>
